--- a/docs/Короткие_инструкции/docx/0_Подключение_к_Jetson_Nano.docx
+++ b/docs/Короткие_инструкции/docx/0_Подключение_к_Jetson_Nano.docx
@@ -40,7 +40,7 @@
         <w:bidi w:val="0"/>
         <w:rPr>
           <w:rFonts w:hint="default"/>
-          <w:lang w:val="en-US"/>
+          <w:lang w:val="ru-RU"/>
         </w:rPr>
       </w:pPr>
       <w:bookmarkStart w:id="0" w:name="_Toc6834"/>
@@ -63,180 +63,234 @@
       <w:bookmarkEnd w:id="0"/>
       <w:bookmarkEnd w:id="1"/>
       <w:bookmarkEnd w:id="2"/>
-    </w:p>
-    <w:p>
-      <w:pPr>
-        <w:rPr>
-          <w:rFonts w:hint="default"/>
-          <w:lang w:val="ru-RU"/>
-        </w:rPr>
-      </w:pPr>
-      <w:r>
-        <w:rPr>
-          <w:rFonts w:hint="default"/>
-          <w:lang w:val="ru-RU"/>
-        </w:rPr>
-        <w:t xml:space="preserve">Доступ к вычислителю </w:t>
-      </w:r>
-      <w:r>
-        <w:rPr>
-          <w:rFonts w:hint="default"/>
-          <w:lang w:val="en-US"/>
-        </w:rPr>
-        <w:t xml:space="preserve">(Jetson Nano) </w:t>
-      </w:r>
-      <w:r>
-        <w:rPr>
-          <w:rFonts w:hint="default"/>
-          <w:lang w:val="ru-RU"/>
-        </w:rPr>
-        <w:t>возможно получить 2 способами:</w:t>
-      </w:r>
-    </w:p>
-    <w:p>
-      <w:pPr>
+      <w:r>
+        <w:rPr>
+          <w:rFonts w:hint="default"/>
+          <w:lang w:val="ru-RU"/>
+        </w:rPr>
+        <w:t xml:space="preserve"> (шаг [A0])</w:t>
+      </w:r>
+    </w:p>
+    <w:p>
+      <w:pPr>
+        <w:ind w:left="0" w:leftChars="0" w:firstLine="0" w:firstLineChars="0"/>
+        <w:rPr>
+          <w:rFonts w:hint="default"/>
+          <w:lang w:val="ru-RU"/>
+        </w:rPr>
+      </w:pPr>
+      <w:r>
+        <w:rPr>
+          <w:rFonts w:hint="default"/>
+          <w:b/>
+          <w:bCs/>
+          <w:lang w:val="ru-RU"/>
+        </w:rPr>
+        <w:t>Цель:</w:t>
+      </w:r>
+      <w:r>
+        <w:rPr>
+          <w:rFonts w:hint="default"/>
+          <w:lang w:val="ru-RU"/>
+        </w:rPr>
+        <w:t xml:space="preserve"> Получить доступ к терминалу бортового компьютера робота для выполнения дальнейших команд.</w:t>
+      </w:r>
+    </w:p>
+    <w:p>
+      <w:pPr>
+        <w:ind w:left="0" w:leftChars="0" w:firstLine="0" w:firstLineChars="0"/>
+        <w:rPr>
+          <w:rFonts w:hint="default"/>
+          <w:lang w:val="ru-RU"/>
+        </w:rPr>
+      </w:pPr>
+    </w:p>
+    <w:p>
+      <w:pPr>
+        <w:pStyle w:val="3"/>
+        <w:bidi w:val="0"/>
+        <w:rPr>
+          <w:rFonts w:hint="default"/>
+          <w:lang w:val="ru-RU"/>
+        </w:rPr>
+      </w:pPr>
+      <w:r>
+        <w:rPr>
+          <w:rFonts w:hint="default"/>
+          <w:lang w:val="ru-RU"/>
+        </w:rPr>
+        <w:t>Необходимые условия</w:t>
+      </w:r>
+    </w:p>
+    <w:p>
+      <w:pPr>
+        <w:ind w:left="0" w:leftChars="0" w:firstLine="0" w:firstLineChars="0"/>
+        <w:rPr>
+          <w:rFonts w:hint="default"/>
+          <w:lang w:val="ru-RU"/>
+        </w:rPr>
+      </w:pPr>
+      <w:r>
+        <w:rPr>
+          <w:rFonts w:hint="default"/>
+          <w:lang w:val="ru-RU"/>
+        </w:rPr>
+        <w:t>- Робот jetbot_mirea включён и полностью загрузился.</w:t>
+      </w:r>
+    </w:p>
+    <w:p>
+      <w:pPr>
+        <w:ind w:left="0" w:leftChars="0" w:firstLine="0" w:firstLineChars="0"/>
+        <w:rPr>
+          <w:rFonts w:hint="default"/>
+          <w:lang w:val="ru-RU"/>
+        </w:rPr>
+      </w:pPr>
+      <w:r>
+        <w:rPr>
+          <w:rFonts w:hint="default"/>
+          <w:lang w:val="ru-RU"/>
+        </w:rPr>
+        <w:t>- Ваш компьютер и робот находятся в одной сети Wi-Fi (для SSH).</w:t>
+      </w:r>
+    </w:p>
+    <w:p>
+      <w:pPr>
+        <w:ind w:left="0" w:leftChars="0" w:firstLine="0" w:firstLineChars="0"/>
+        <w:rPr>
+          <w:rFonts w:hint="default"/>
+          <w:lang w:val="ru-RU"/>
+        </w:rPr>
+      </w:pPr>
+      <w:r>
+        <w:rPr>
+          <w:rFonts w:hint="default"/>
+          <w:lang w:val="ru-RU"/>
+        </w:rPr>
+        <w:t>- (Для прямого подключения) есть монитор с HDMI, клавиатура и мышь.</w:t>
+      </w:r>
+    </w:p>
+    <w:p>
+      <w:pPr>
+        <w:ind w:left="0" w:leftChars="0" w:firstLine="0" w:firstLineChars="0"/>
+        <w:rPr>
+          <w:rFonts w:hint="default"/>
+          <w:lang w:val="ru-RU"/>
+        </w:rPr>
+      </w:pPr>
+    </w:p>
+    <w:p>
+      <w:pPr>
+        <w:pStyle w:val="3"/>
         <w:numPr>
           <w:ilvl w:val="0"/>
           <w:numId w:val="1"/>
         </w:numPr>
-        <w:ind w:left="420" w:leftChars="0" w:hanging="420" w:firstLineChars="0"/>
-        <w:rPr>
-          <w:rFonts w:hint="default"/>
-          <w:lang w:val="ru-RU"/>
-        </w:rPr>
-      </w:pPr>
-      <w:r>
-        <w:rPr>
-          <w:rFonts w:hint="default"/>
-          <w:b/>
-          <w:bCs/>
-          <w:lang w:val="ru-RU"/>
-        </w:rPr>
-        <w:t>непосредственно</w:t>
-      </w:r>
-      <w:r>
-        <w:rPr>
-          <w:rFonts w:hint="default"/>
-          <w:lang w:val="ru-RU"/>
-        </w:rPr>
-        <w:t xml:space="preserve"> - всю периферию (монитор, мышь, клавиатура) подключаем к </w:t>
-      </w:r>
-      <w:r>
-        <w:rPr>
-          <w:rFonts w:hint="default"/>
-          <w:lang w:val="en-US"/>
-        </w:rPr>
-        <w:t xml:space="preserve">Jetson Nano </w:t>
-      </w:r>
-      <w:r>
-        <w:rPr>
-          <w:rFonts w:hint="default"/>
-          <w:lang w:val="ru-RU"/>
-        </w:rPr>
-        <w:t>напрямую (втыкаем в порты на плате);</w:t>
+        <w:bidi w:val="0"/>
+        <w:rPr>
+          <w:rFonts w:hint="default"/>
+          <w:lang w:val="ru-RU"/>
+        </w:rPr>
+      </w:pPr>
+      <w:r>
+        <w:rPr>
+          <w:rFonts w:hint="default"/>
+          <w:lang w:val="ru-RU"/>
+        </w:rPr>
+        <w:t>Прямое подключение (монитор+клавиатура+мышь):</w:t>
       </w:r>
     </w:p>
     <w:p>
       <w:pPr>
         <w:numPr>
           <w:ilvl w:val="0"/>
-          <w:numId w:val="1"/>
+          <w:numId w:val="2"/>
         </w:numPr>
-        <w:ind w:left="420" w:leftChars="0" w:hanging="420" w:firstLineChars="0"/>
-        <w:rPr>
-          <w:rFonts w:hint="default"/>
-          <w:lang w:val="ru-RU"/>
-        </w:rPr>
-      </w:pPr>
-      <w:r>
-        <w:rPr>
-          <w:rFonts w:hint="default"/>
-          <w:b/>
-          <w:bCs/>
-          <w:lang w:val="ru-RU"/>
-        </w:rPr>
-        <w:t xml:space="preserve">удалённо, через </w:t>
-      </w:r>
-      <w:r>
-        <w:rPr>
-          <w:rFonts w:hint="default"/>
-          <w:b/>
-          <w:bCs/>
-          <w:lang w:val="en-US"/>
-        </w:rPr>
-        <w:t>SSH</w:t>
-      </w:r>
-      <w:r>
-        <w:rPr>
-          <w:rFonts w:hint="default"/>
-          <w:lang w:val="en-US"/>
-        </w:rPr>
-        <w:t xml:space="preserve">. </w:t>
-      </w:r>
-      <w:r>
-        <w:rPr>
-          <w:rFonts w:hint="default"/>
-          <w:lang w:val="ru-RU"/>
-        </w:rPr>
-        <w:t xml:space="preserve">Подробнее про </w:t>
-      </w:r>
-      <w:r>
-        <w:rPr>
-          <w:rFonts w:hint="default"/>
-          <w:lang w:val="en-US"/>
-        </w:rPr>
-        <w:t xml:space="preserve">SSH </w:t>
-      </w:r>
-      <w:r>
-        <w:rPr>
-          <w:rFonts w:hint="default"/>
-          <w:lang w:val="ru-RU"/>
-        </w:rPr>
-        <w:t xml:space="preserve">можно прочитать здесь </w:t>
-      </w:r>
-      <w:r>
-        <w:rPr>
-          <w:rFonts w:hint="default"/>
-          <w:lang w:val="ru-RU"/>
-        </w:rPr>
-        <w:fldChar w:fldCharType="begin"/>
-      </w:r>
-      <w:r>
-        <w:rPr>
-          <w:rFonts w:hint="default"/>
-          <w:lang w:val="ru-RU"/>
-        </w:rPr>
-        <w:instrText xml:space="preserve"> HYPERLINK "https://habr.com/ru/articles/802179/" </w:instrText>
-      </w:r>
-      <w:r>
-        <w:rPr>
-          <w:rFonts w:hint="default"/>
-          <w:lang w:val="ru-RU"/>
-        </w:rPr>
-        <w:fldChar w:fldCharType="separate"/>
-      </w:r>
-      <w:r>
-        <w:rPr>
-          <w:rStyle w:val="9"/>
-          <w:rFonts w:hint="default"/>
-          <w:lang w:val="ru-RU"/>
-        </w:rPr>
-        <w:t>https://habr.com/ru/articles/802179/</w:t>
-      </w:r>
-      <w:r>
-        <w:rPr>
-          <w:rFonts w:hint="default"/>
-          <w:lang w:val="ru-RU"/>
-        </w:rPr>
-        <w:fldChar w:fldCharType="end"/>
-      </w:r>
-      <w:r>
-        <w:rPr>
-          <w:rFonts w:hint="default"/>
-          <w:lang w:val="ru-RU"/>
-        </w:rPr>
-        <w:t>.</w:t>
-      </w:r>
+        <w:ind w:left="425" w:leftChars="0" w:hanging="425" w:firstLineChars="0"/>
+        <w:rPr>
+          <w:rFonts w:hint="default"/>
+          <w:lang w:val="ru-RU"/>
+        </w:rPr>
+      </w:pPr>
+      <w:r>
+        <w:rPr>
+          <w:rFonts w:hint="default"/>
+          <w:lang w:val="ru-RU"/>
+        </w:rPr>
+        <w:t>Подключите монитор к HDMI-порту Jetson Nano, клавиатуру и мышь — к USB.</w:t>
+      </w:r>
+    </w:p>
+    <w:p>
+      <w:pPr>
+        <w:numPr>
+          <w:ilvl w:val="0"/>
+          <w:numId w:val="2"/>
+        </w:numPr>
+        <w:ind w:left="425" w:leftChars="0" w:hanging="425" w:firstLineChars="0"/>
+        <w:rPr>
+          <w:rFonts w:hint="default"/>
+          <w:lang w:val="ru-RU"/>
+        </w:rPr>
+      </w:pPr>
+      <w:r>
+        <w:rPr>
+          <w:rFonts w:hint="default"/>
+          <w:lang w:val="ru-RU"/>
+        </w:rPr>
+        <w:t>Включите робота.</w:t>
+      </w:r>
+    </w:p>
+    <w:p>
+      <w:pPr>
+        <w:numPr>
+          <w:ilvl w:val="0"/>
+          <w:numId w:val="2"/>
+        </w:numPr>
+        <w:ind w:left="425" w:leftChars="0" w:hanging="425" w:firstLineChars="0"/>
+        <w:rPr>
+          <w:rFonts w:hint="default"/>
+          <w:lang w:val="ru-RU"/>
+        </w:rPr>
+      </w:pPr>
+      <w:r>
+        <w:rPr>
+          <w:rFonts w:hint="default"/>
+          <w:lang w:val="ru-RU"/>
+        </w:rPr>
+        <w:t>Дождитесь загрузки графической оболочки Ubuntu.</w:t>
+      </w:r>
+    </w:p>
+    <w:p>
+      <w:pPr>
+        <w:numPr>
+          <w:ilvl w:val="0"/>
+          <w:numId w:val="2"/>
+        </w:numPr>
+        <w:ind w:left="425" w:leftChars="0" w:hanging="425" w:firstLineChars="0"/>
+        <w:rPr>
+          <w:rFonts w:hint="default"/>
+          <w:lang w:val="ru-RU"/>
+        </w:rPr>
+      </w:pPr>
+      <w:r>
+        <w:rPr>
+          <w:rFonts w:hint="default"/>
+          <w:lang w:val="ru-RU"/>
+        </w:rPr>
+        <w:t>Откройте терминал (Ctrl+Alt+T). Вы будете находиться в системе под пользователем jetson.</w:t>
+      </w:r>
+    </w:p>
+    <w:p>
+      <w:pPr>
+        <w:numPr>
+          <w:numId w:val="0"/>
+        </w:numPr>
+        <w:ind w:leftChars="0"/>
+        <w:rPr>
+          <w:rFonts w:hint="default"/>
+          <w:lang w:val="ru-RU"/>
+        </w:rPr>
+      </w:pPr>
     </w:p>
     <w:p>
       <w:pPr>
@@ -302,6 +356,240 @@
     </w:p>
     <w:p>
       <w:pPr>
+        <w:ind w:left="0" w:leftChars="0" w:firstLine="0" w:firstLineChars="0"/>
+        <w:rPr>
+          <w:rFonts w:hint="default"/>
+          <w:lang w:val="ru-RU"/>
+        </w:rPr>
+      </w:pPr>
+    </w:p>
+    <w:p>
+      <w:pPr>
+        <w:pStyle w:val="3"/>
+        <w:numPr>
+          <w:ilvl w:val="0"/>
+          <w:numId w:val="1"/>
+        </w:numPr>
+        <w:bidi w:val="0"/>
+        <w:ind w:left="0" w:leftChars="0" w:firstLine="0" w:firstLineChars="0"/>
+        <w:rPr>
+          <w:rFonts w:hint="default"/>
+          <w:b w:val="0"/>
+          <w:bCs w:val="0"/>
+          <w:lang w:val="ru-RU"/>
+        </w:rPr>
+      </w:pPr>
+      <w:r>
+        <w:rPr>
+          <w:rFonts w:hint="default"/>
+          <w:lang w:val="ru-RU"/>
+        </w:rPr>
+        <w:t>Подключение через SSH (удалённо):</w:t>
+      </w:r>
+    </w:p>
+    <w:p>
+      <w:pPr>
+        <w:numPr>
+          <w:ilvl w:val="0"/>
+          <w:numId w:val="0"/>
+        </w:numPr>
+        <w:ind w:leftChars="0"/>
+        <w:rPr>
+          <w:rFonts w:hint="default"/>
+          <w:lang w:val="ru-RU"/>
+        </w:rPr>
+      </w:pPr>
+      <w:r>
+        <w:rPr>
+          <w:rFonts w:hint="default"/>
+          <w:lang w:val="ru-RU"/>
+        </w:rPr>
+        <w:t xml:space="preserve">Подробнее про </w:t>
+      </w:r>
+      <w:r>
+        <w:rPr>
+          <w:rFonts w:hint="default"/>
+          <w:lang w:val="en-US"/>
+        </w:rPr>
+        <w:t xml:space="preserve">SSH </w:t>
+      </w:r>
+      <w:r>
+        <w:rPr>
+          <w:rFonts w:hint="default"/>
+          <w:lang w:val="ru-RU"/>
+        </w:rPr>
+        <w:t xml:space="preserve">можно прочитать здесь </w:t>
+      </w:r>
+      <w:r>
+        <w:rPr>
+          <w:rFonts w:hint="default"/>
+          <w:lang w:val="ru-RU"/>
+        </w:rPr>
+        <w:fldChar w:fldCharType="begin"/>
+      </w:r>
+      <w:r>
+        <w:rPr>
+          <w:rFonts w:hint="default"/>
+          <w:lang w:val="ru-RU"/>
+        </w:rPr>
+        <w:instrText xml:space="preserve"> HYPERLINK "https://habr.com/ru/articles/802179/" </w:instrText>
+      </w:r>
+      <w:r>
+        <w:rPr>
+          <w:rFonts w:hint="default"/>
+          <w:lang w:val="ru-RU"/>
+        </w:rPr>
+        <w:fldChar w:fldCharType="separate"/>
+      </w:r>
+      <w:r>
+        <w:rPr>
+          <w:rStyle w:val="14"/>
+          <w:rFonts w:hint="default"/>
+          <w:lang w:val="ru-RU"/>
+        </w:rPr>
+        <w:t>https://habr.com/ru/articles/802179/</w:t>
+      </w:r>
+      <w:r>
+        <w:rPr>
+          <w:rFonts w:hint="default"/>
+          <w:lang w:val="ru-RU"/>
+        </w:rPr>
+        <w:fldChar w:fldCharType="end"/>
+      </w:r>
+      <w:r>
+        <w:rPr>
+          <w:rFonts w:hint="default"/>
+          <w:lang w:val="ru-RU"/>
+        </w:rPr>
+        <w:t>.</w:t>
+      </w:r>
+    </w:p>
+    <w:p>
+      <w:pPr>
+        <w:numPr>
+          <w:numId w:val="0"/>
+        </w:numPr>
+        <w:ind w:leftChars="0"/>
+        <w:rPr>
+          <w:rFonts w:hint="default"/>
+          <w:b w:val="0"/>
+          <w:bCs w:val="0"/>
+          <w:lang w:val="ru-RU"/>
+        </w:rPr>
+      </w:pPr>
+    </w:p>
+    <w:p>
+      <w:pPr>
+        <w:numPr>
+          <w:ilvl w:val="0"/>
+          <w:numId w:val="3"/>
+        </w:numPr>
+        <w:ind w:left="425" w:leftChars="0" w:hanging="425" w:firstLineChars="0"/>
+        <w:rPr>
+          <w:rFonts w:hint="default"/>
+          <w:b w:val="0"/>
+          <w:bCs w:val="0"/>
+          <w:lang w:val="ru-RU"/>
+        </w:rPr>
+      </w:pPr>
+      <w:r>
+        <w:rPr>
+          <w:rFonts w:hint="default"/>
+          <w:b w:val="0"/>
+          <w:bCs w:val="0"/>
+          <w:lang w:val="ru-RU"/>
+        </w:rPr>
+        <w:t xml:space="preserve">Узнайте IP-адрес робота.  </w:t>
+      </w:r>
+    </w:p>
+    <w:p>
+      <w:pPr>
+        <w:numPr>
+          <w:numId w:val="0"/>
+        </w:numPr>
+        <w:ind w:leftChars="0"/>
+        <w:rPr>
+          <w:rFonts w:hint="default"/>
+          <w:b w:val="0"/>
+          <w:bCs w:val="0"/>
+          <w:lang w:val="ru-RU"/>
+        </w:rPr>
+      </w:pPr>
+      <w:r>
+        <w:rPr>
+          <w:rFonts w:hint="default"/>
+          <w:b/>
+          <w:bCs/>
+          <w:lang w:val="ru-RU"/>
+        </w:rPr>
+        <w:t>Важно:</w:t>
+      </w:r>
+      <w:r>
+        <w:rPr>
+          <w:rFonts w:hint="default"/>
+          <w:b w:val="0"/>
+          <w:bCs w:val="0"/>
+          <w:lang w:val="ru-RU"/>
+        </w:rPr>
+        <w:t xml:space="preserve"> отображение IP на OLED-дисплее пока не реализовано. Если у вас есть прямой доступ к роботу (монитор+клавиатура), выполните в терминале команду `</w:t>
+      </w:r>
+      <w:r>
+        <w:rPr>
+          <w:rFonts w:hint="default"/>
+          <w:b w:val="0"/>
+          <w:bCs w:val="0"/>
+          <w:i/>
+          <w:iCs/>
+          <w:lang w:val="ru-RU"/>
+        </w:rPr>
+        <w:t>ip a</w:t>
+      </w:r>
+      <w:r>
+        <w:rPr>
+          <w:rFonts w:hint="default"/>
+          <w:b w:val="0"/>
+          <w:bCs w:val="0"/>
+          <w:lang w:val="ru-RU"/>
+        </w:rPr>
+        <w:t>` и найдите адрес вида `</w:t>
+      </w:r>
+      <w:r>
+        <w:rPr>
+          <w:rFonts w:hint="default"/>
+          <w:b w:val="0"/>
+          <w:bCs w:val="0"/>
+          <w:i/>
+          <w:iCs/>
+          <w:lang w:val="ru-RU"/>
+        </w:rPr>
+        <w:t>192.168.x.x</w:t>
+      </w:r>
+      <w:r>
+        <w:rPr>
+          <w:rFonts w:hint="default"/>
+          <w:b w:val="0"/>
+          <w:bCs w:val="0"/>
+          <w:lang w:val="ru-RU"/>
+        </w:rPr>
+        <w:t>`. Ввоспользуйтесь сканером сети (например, `nmap`).</w:t>
+      </w:r>
+    </w:p>
+    <w:p>
+      <w:pPr>
+        <w:numPr>
+          <w:numId w:val="0"/>
+        </w:numPr>
+        <w:ind w:leftChars="0"/>
+        <w:rPr>
+          <w:rFonts w:hint="default"/>
+          <w:b/>
+          <w:bCs/>
+          <w:lang w:val="ru-RU"/>
+        </w:rPr>
+      </w:pPr>
+    </w:p>
+    <w:p>
+      <w:pPr>
         <w:numPr>
           <w:ilvl w:val="0"/>
           <w:numId w:val="0"/>
@@ -317,21 +605,7 @@
           <w:rFonts w:hint="default"/>
           <w:lang w:val="ru-RU"/>
         </w:rPr>
-        <w:t xml:space="preserve">Для работы с роботом с помощью другого (своего) компьютера, можно подключиться удалённо используя протокол </w:t>
-      </w:r>
-      <w:r>
-        <w:rPr>
-          <w:rFonts w:hint="default"/>
-          <w:lang w:val="en-US"/>
-        </w:rPr>
-        <w:t>SSH</w:t>
-      </w:r>
-      <w:r>
-        <w:rPr>
-          <w:rFonts w:hint="default"/>
-          <w:lang w:val="ru-RU"/>
-        </w:rPr>
-        <w:t xml:space="preserve">. Условием удалённого подключения является нахождение сервера (машины, к которой происходит подключение) и хоста (машины, с которой </w:t>
+        <w:t xml:space="preserve">Условием удалённого подключения является нахождение сервера (машины, к которой происходит подключение) и хоста (машины, с которой </w:t>
       </w:r>
       <w:r>
         <w:rPr>
@@ -373,7 +647,35 @@
           <w:rFonts w:hint="default"/>
           <w:lang w:val="ru-RU"/>
         </w:rPr>
-        <w:t xml:space="preserve"> </w:t>
+        <w:t xml:space="preserve"> Вы можете подключиться к сети в уотрой находится робот или раздать </w:t>
+      </w:r>
+      <w:r>
+        <w:rPr>
+          <w:rFonts w:hint="default"/>
+          <w:lang w:val="en-US"/>
+        </w:rPr>
+        <w:t>Wi</w:t>
+      </w:r>
+      <w:r>
+        <w:rPr>
+          <w:rFonts w:hint="default"/>
+          <w:lang w:val="ru-RU"/>
+        </w:rPr>
+        <w:t>-</w:t>
+      </w:r>
+      <w:r>
+        <w:rPr>
+          <w:rFonts w:hint="default"/>
+          <w:lang w:val="en-US"/>
+        </w:rPr>
+        <w:t>Fi</w:t>
+      </w:r>
+      <w:r>
+        <w:rPr>
+          <w:rFonts w:hint="default"/>
+          <w:lang w:val="ru-RU"/>
+        </w:rPr>
+        <w:t xml:space="preserve"> и подключить робота к свонй точке доступа с помощью прямого подключения.</w:t>
       </w:r>
     </w:p>
     <w:p>
@@ -421,14 +723,14 @@
           <w:rFonts w:hint="default"/>
           <w:lang w:val="ru-RU"/>
         </w:rPr>
-        <w:t>к любому компьютеру (серверу) нужно знать такие параметры как:</w:t>
+        <w:t>к компьютеру робота (серверу) нужно знать такие параметры как:</w:t>
       </w:r>
     </w:p>
     <w:p>
       <w:pPr>
         <w:numPr>
           <w:ilvl w:val="0"/>
-          <w:numId w:val="1"/>
+          <w:numId w:val="4"/>
         </w:numPr>
         <w:ind w:left="420" w:leftChars="0" w:hanging="420" w:firstLineChars="0"/>
         <w:rPr>
@@ -448,14 +750,14 @@
           <w:rFonts w:hint="default"/>
           <w:lang w:val="ru-RU"/>
         </w:rPr>
-        <w:t>адресс сервера в общей с нами сети.</w:t>
+        <w:t>адресс сервера в общей с вами сети.</w:t>
       </w:r>
     </w:p>
     <w:p>
       <w:pPr>
         <w:numPr>
           <w:ilvl w:val="0"/>
-          <w:numId w:val="1"/>
+          <w:numId w:val="4"/>
         </w:numPr>
         <w:ind w:left="420" w:leftChars="0" w:hanging="420" w:firstLineChars="0"/>
         <w:rPr>
@@ -489,7 +791,7 @@
       <w:pPr>
         <w:numPr>
           <w:ilvl w:val="0"/>
-          <w:numId w:val="1"/>
+          <w:numId w:val="4"/>
         </w:numPr>
         <w:ind w:left="420" w:leftChars="0" w:hanging="420" w:firstLineChars="0"/>
         <w:rPr>
@@ -504,6 +806,19 @@
         </w:rPr>
         <w:t>Пароль от учётной записи пользователя на сервере.</w:t>
       </w:r>
+    </w:p>
+    <w:p>
+      <w:pPr>
+        <w:numPr>
+          <w:ilvl w:val="0"/>
+          <w:numId w:val="4"/>
+        </w:numPr>
+        <w:ind w:left="420" w:leftChars="0" w:hanging="420" w:firstLineChars="0"/>
+        <w:rPr>
+          <w:rFonts w:hint="default"/>
+          <w:lang w:val="en-US"/>
+        </w:rPr>
+      </w:pPr>
     </w:p>
     <w:p>
       <w:pPr>
@@ -605,21 +920,6 @@
       <w:pPr>
         <w:rPr>
           <w:rFonts w:hint="default"/>
-          <w:lang w:val="ru-RU"/>
-        </w:rPr>
-      </w:pPr>
-      <w:r>
-        <w:rPr>
-          <w:rFonts w:hint="default"/>
-          <w:lang w:val="ru-RU"/>
-        </w:rPr>
-        <w:t xml:space="preserve">После выполнения команды необходимо ввести пароль от записи пользователя на сервере. </w:t>
-      </w:r>
-    </w:p>
-    <w:p>
-      <w:pPr>
-        <w:rPr>
-          <w:rFonts w:hint="default"/>
           <w:lang w:val="en-US"/>
         </w:rPr>
       </w:pPr>
@@ -730,97 +1030,37 @@
           <w:rFonts w:hint="default"/>
           <w:lang w:val="ru-RU"/>
         </w:rPr>
-        <w:t xml:space="preserve">адресс вашего робота, показывающийся на </w:t>
-      </w:r>
-      <w:r>
-        <w:rPr>
-          <w:rFonts w:hint="default"/>
-          <w:lang w:val="en-US"/>
-        </w:rPr>
-        <w:t>OLED-</w:t>
-      </w:r>
-      <w:r>
-        <w:rPr>
-          <w:rFonts w:hint="default"/>
-          <w:lang w:val="ru-RU"/>
-        </w:rPr>
-        <w:t xml:space="preserve">дисплее </w:t>
-      </w:r>
-      <w:commentRangeStart w:id="0"/>
-      <w:r>
-        <w:rPr>
-          <w:rFonts w:hint="default"/>
-          <w:lang w:val="ru-RU"/>
-        </w:rPr>
-        <w:t>(отображение на данный момент находится в разработке и не работает)</w:t>
-      </w:r>
-      <w:commentRangeEnd w:id="0"/>
-      <w:r>
-        <w:commentReference w:id="0"/>
-      </w:r>
-      <w:r>
-        <w:rPr>
-          <w:rFonts w:hint="default"/>
-          <w:lang w:val="ru-RU"/>
-        </w:rPr>
-        <w:t xml:space="preserve">. Также </w:t>
-      </w:r>
-      <w:r>
-        <w:rPr>
-          <w:rFonts w:hint="default"/>
-          <w:lang w:val="en-US"/>
-        </w:rPr>
-        <w:t>IP-</w:t>
-      </w:r>
-      <w:r>
-        <w:rPr>
-          <w:rFonts w:hint="default"/>
-          <w:lang w:val="ru-RU"/>
-        </w:rPr>
-        <w:t xml:space="preserve">адресс можно узнать из настроек сети при непосредственном </w:t>
-      </w:r>
-      <w:r>
-        <w:rPr>
-          <w:rFonts w:hint="default"/>
-          <w:lang w:val="en-US"/>
-        </w:rPr>
-        <w:t>подключении</w:t>
-      </w:r>
-      <w:r>
-        <w:rPr>
-          <w:rFonts w:hint="default"/>
-          <w:lang w:val="ru-RU"/>
-        </w:rPr>
-        <w:t xml:space="preserve"> (через терминал команда «</w:t>
-      </w:r>
-      <w:r>
-        <w:rPr>
-          <w:rFonts w:hint="default"/>
-          <w:lang w:val="en-US"/>
-        </w:rPr>
-        <w:t>ip a</w:t>
-      </w:r>
-      <w:r>
-        <w:rPr>
-          <w:rFonts w:hint="default"/>
-          <w:lang w:val="ru-RU"/>
-        </w:rPr>
-        <w:t>»).</w:t>
-      </w:r>
-    </w:p>
-    <w:p>
-      <w:pPr>
-        <w:rPr>
-          <w:rFonts w:hint="default"/>
-          <w:lang w:val="ru-RU"/>
-        </w:rPr>
-      </w:pPr>
-      <w:r>
-        <w:rPr>
-          <w:rFonts w:hint="default"/>
-          <w:lang w:val="ru-RU"/>
-        </w:rPr>
-        <w:t>После выполнения команды, введите пароль:</w:t>
+        <w:t>адресс вашего робота.</w:t>
+      </w:r>
+    </w:p>
+    <w:p>
+      <w:pPr>
+        <w:rPr>
+          <w:rFonts w:hint="default"/>
+          <w:lang w:val="ru-RU"/>
+        </w:rPr>
+      </w:pPr>
+      <w:r>
+        <w:rPr>
+          <w:rFonts w:hint="default"/>
+          <w:lang w:val="ru-RU"/>
+        </w:rPr>
+        <w:t xml:space="preserve">После выполнения команды необходимо ввести пароль от записи пользователя на сервере. </w:t>
+      </w:r>
+    </w:p>
+    <w:p>
+      <w:pPr>
+        <w:rPr>
+          <w:rFonts w:hint="default"/>
+          <w:lang w:val="ru-RU"/>
+        </w:rPr>
+      </w:pPr>
+      <w:r>
+        <w:rPr>
+          <w:rFonts w:hint="default"/>
+          <w:lang w:val="ru-RU"/>
+        </w:rPr>
+        <w:t>Введите пароль:</w:t>
       </w:r>
     </w:p>
     <w:p>
@@ -866,8 +1106,94 @@
           <w:rFonts w:hint="default"/>
           <w:lang w:val="ru-RU"/>
         </w:rPr>
-        <w:t xml:space="preserve"> подключения строка-приглашения должна изменить свой вид.</w:t>
-      </w:r>
+        <w:t xml:space="preserve"> подключения строка-приглашения (то, что в терминале написано до знака </w:t>
+      </w:r>
+      <w:r>
+        <w:rPr>
+          <w:rFonts w:hint="default"/>
+          <w:lang w:val="en-US"/>
+        </w:rPr>
+        <w:t>$</w:t>
+      </w:r>
+      <w:r>
+        <w:rPr>
+          <w:rFonts w:hint="default"/>
+          <w:lang w:val="ru-RU"/>
+        </w:rPr>
+        <w:t>) должна изменить свой вид.</w:t>
+      </w:r>
+    </w:p>
+    <w:p>
+      <w:pPr>
+        <w:rPr>
+          <w:rFonts w:hint="default"/>
+          <w:lang w:val="ru-RU"/>
+        </w:rPr>
+      </w:pPr>
+    </w:p>
+    <w:p>
+      <w:pPr>
+        <w:pStyle w:val="3"/>
+        <w:bidi w:val="0"/>
+        <w:rPr>
+          <w:rFonts w:hint="default"/>
+          <w:lang w:val="ru-RU"/>
+        </w:rPr>
+      </w:pPr>
+      <w:r>
+        <w:rPr>
+          <w:rFonts w:hint="default"/>
+          <w:lang w:val="ru-RU"/>
+        </w:rPr>
+        <w:t>Что дальше?</w:t>
+      </w:r>
+    </w:p>
+    <w:p>
+      <w:pPr>
+        <w:rPr>
+          <w:rFonts w:hint="default"/>
+          <w:lang w:val="ru-RU"/>
+        </w:rPr>
+      </w:pPr>
+      <w:r>
+        <w:rPr>
+          <w:rFonts w:hint="default"/>
+          <w:lang w:val="ru-RU"/>
+        </w:rPr>
+        <w:t>После подключения переходите к следующему шагу:</w:t>
+      </w:r>
+    </w:p>
+    <w:p>
+      <w:pPr>
+        <w:rPr>
+          <w:rFonts w:hint="default"/>
+          <w:lang w:val="ru-RU"/>
+        </w:rPr>
+      </w:pPr>
+      <w:r>
+        <w:rPr>
+          <w:rFonts w:hint="default"/>
+          <w:lang w:val="ru-RU"/>
+        </w:rPr>
+        <w:t xml:space="preserve">[A1] - </w:t>
+      </w:r>
+      <w:bookmarkStart w:id="4" w:name="_GoBack"/>
+      <w:bookmarkEnd w:id="4"/>
+      <w:r>
+        <w:rPr>
+          <w:rFonts w:hint="default"/>
+          <w:lang w:val="ru-RU"/>
+        </w:rPr>
+        <w:t>Развёртывание репозитория с ПО (0_Развёртывание_репозитория_с_ПО_для_jetbot_mirea.docx).</w:t>
+      </w:r>
+    </w:p>
+    <w:p>
+      <w:pPr>
+        <w:rPr>
+          <w:rFonts w:hint="default"/>
+          <w:lang w:val="ru-RU"/>
+        </w:rPr>
+      </w:pPr>
     </w:p>
     <w:p>
       <w:pPr>
@@ -884,16 +1210,7 @@
           <w:rFonts w:hint="default"/>
           <w:lang w:val="ru-RU"/>
         </w:rPr>
-        <w:t>Обратн</w:t>
-      </w:r>
-      <w:bookmarkStart w:id="4" w:name="_GoBack"/>
-      <w:bookmarkEnd w:id="4"/>
-      <w:r>
-        <w:rPr>
-          <w:rFonts w:hint="default"/>
-          <w:lang w:val="ru-RU"/>
-        </w:rPr>
-        <w:t>ая связь</w:t>
+        <w:t>Обратная связь</w:t>
       </w:r>
       <w:bookmarkEnd w:id="3"/>
     </w:p>
@@ -934,7 +1251,7 @@
       </w:r>
       <w:r>
         <w:rPr>
-          <w:rStyle w:val="9"/>
+          <w:rStyle w:val="14"/>
           <w:rFonts w:hint="default"/>
           <w:lang w:val="ru-RU"/>
         </w:rPr>
@@ -977,7 +1294,7 @@
       </w:r>
       <w:r>
         <w:rPr>
-          <w:rStyle w:val="9"/>
+          <w:rStyle w:val="14"/>
           <w:rFonts w:hint="default"/>
           <w:lang w:val="ru-RU"/>
         </w:rPr>
@@ -1022,7 +1339,7 @@
     </w:p>
     <w:tbl>
       <w:tblPr>
-        <w:tblStyle w:val="19"/>
+        <w:tblStyle w:val="16"/>
         <w:tblW w:w="0" w:type="auto"/>
         <w:tblInd w:w="0" w:type="dxa"/>
         <w:tblBorders>
@@ -1193,7 +1510,7 @@
                           </pic:cNvPicPr>
                         </pic:nvPicPr>
                         <pic:blipFill>
-                          <a:blip r:embed="rId7"/>
+                          <a:blip r:embed="rId5"/>
                           <a:stretch>
                             <a:fillRect/>
                           </a:stretch>
@@ -1265,7 +1582,7 @@
                           </pic:cNvPicPr>
                         </pic:nvPicPr>
                         <pic:blipFill>
-                          <a:blip r:embed="rId8"/>
+                          <a:blip r:embed="rId6"/>
                           <a:stretch>
                             <a:fillRect/>
                           </a:stretch>
@@ -1298,7 +1615,7 @@
       </w:pPr>
     </w:p>
     <w:sectPr>
-      <w:footerReference r:id="rId5" w:type="default"/>
+      <w:footerReference r:id="rId3" w:type="default"/>
       <w:pgSz w:w="11906" w:h="16838"/>
       <w:pgMar w:top="1440" w:right="1800" w:bottom="1440" w:left="1800" w:header="720" w:footer="720" w:gutter="0"/>
       <w:pgNumType w:fmt="decimal" w:start="1"/>
@@ -1309,46 +1626,11 @@
 </w:document>
 </file>
 
-<file path=word/comments.xml><?xml version="1.0" encoding="utf-8"?>
-<w:comments xmlns:wpc="http://schemas.microsoft.com/office/word/2010/wordprocessingCanvas" xmlns:mc="http://schemas.openxmlformats.org/markup-compatibility/2006" xmlns:o="urn:schemas-microsoft-com:office:office" xmlns:r="http://schemas.openxmlformats.org/officeDocument/2006/relationships" xmlns:m="http://schemas.openxmlformats.org/officeDocument/2006/math" xmlns:v="urn:schemas-microsoft-com:vml" xmlns:wp14="http://schemas.microsoft.com/office/word/2010/wordprocessingDrawing" xmlns:wp="http://schemas.openxmlformats.org/drawingml/2006/wordprocessingDrawing" xmlns:w="http://schemas.openxmlformats.org/wordprocessingml/2006/main" xmlns:w14="http://schemas.microsoft.com/office/word/2010/wordml" xmlns:w15="http://schemas.microsoft.com/office/word/2012/wordml" xmlns:w10="urn:schemas-microsoft-com:office:word" xmlns:wpg="http://schemas.microsoft.com/office/word/2010/wordprocessingGroup" xmlns:wpi="http://schemas.microsoft.com/office/word/2010/wordprocessingInk" xmlns:wne="http://schemas.microsoft.com/office/word/2006/wordml" xmlns:wps="http://schemas.microsoft.com/office/word/2010/wordprocessingShape" xmlns:wpsCustomData="http://www.wps.cn/officeDocument/2013/wpsCustomData" mc:Ignorable="w14 w15 wp14">
-  <w:comment w:id="0" w:author="Alexander Grachev" w:date="2026-02-17T23:48:33Z" w:initials="">
-    <w:p>
-      <w:pPr>
-        <w:pStyle w:val="13"/>
-        <w:rPr>
-          <w:rFonts w:hint="default"/>
-          <w:lang w:val="ru-RU"/>
-        </w:rPr>
-      </w:pPr>
-      <w:r>
-        <w:rPr>
-          <w:lang w:val="ru-RU"/>
-        </w:rPr>
-        <w:t>Поправить</w:t>
-      </w:r>
-      <w:r>
-        <w:rPr>
-          <w:rFonts w:hint="default"/>
-          <w:lang w:val="ru-RU"/>
-        </w:rPr>
-        <w:t xml:space="preserve"> позже</w:t>
-      </w:r>
-    </w:p>
-  </w:comment>
-</w:comments>
-</file>
-
-<file path=word/commentsExtended.xml><?xml version="1.0" encoding="utf-8"?>
-<w15:commentsEx xmlns:wpc="http://schemas.microsoft.com/office/word/2010/wordprocessingCanvas" xmlns:mc="http://schemas.openxmlformats.org/markup-compatibility/2006" xmlns:o="urn:schemas-microsoft-com:office:office" xmlns:r="http://schemas.openxmlformats.org/officeDocument/2006/relationships" xmlns:m="http://schemas.openxmlformats.org/officeDocument/2006/math" xmlns:v="urn:schemas-microsoft-com:vml" xmlns:wp14="http://schemas.microsoft.com/office/word/2010/wordprocessingDrawing" xmlns:wp="http://schemas.openxmlformats.org/drawingml/2006/wordprocessingDrawing" xmlns:w="http://schemas.openxmlformats.org/wordprocessingml/2006/main" xmlns:w14="http://schemas.microsoft.com/office/word/2010/wordml" xmlns:w15="http://schemas.microsoft.com/office/word/2012/wordml" xmlns:w10="urn:schemas-microsoft-com:office:word" xmlns:wpg="http://schemas.microsoft.com/office/word/2010/wordprocessingGroup" xmlns:wpi="http://schemas.microsoft.com/office/word/2010/wordprocessingInk" xmlns:wne="http://schemas.microsoft.com/office/word/2006/wordml" xmlns:wps="http://schemas.microsoft.com/office/word/2010/wordprocessingShape" xmlns:wpsCustomData="http://www.wps.cn/officeDocument/2013/wpsCustomData" mc:Ignorable="w14 w15 wp14">
-  <w15:commentEx w15:paraId="5CF11455" w15:done="0"/>
-</w15:commentsEx>
-</file>
-
 <file path=word/footer1.xml><?xml version="1.0" encoding="utf-8"?>
 <w:ftr xmlns:wpc="http://schemas.microsoft.com/office/word/2010/wordprocessingCanvas" xmlns:mc="http://schemas.openxmlformats.org/markup-compatibility/2006" xmlns:o="urn:schemas-microsoft-com:office:office" xmlns:r="http://schemas.openxmlformats.org/officeDocument/2006/relationships" xmlns:m="http://schemas.openxmlformats.org/officeDocument/2006/math" xmlns:v="urn:schemas-microsoft-com:vml" xmlns:wp14="http://schemas.microsoft.com/office/word/2010/wordprocessingDrawing" xmlns:wp="http://schemas.openxmlformats.org/drawingml/2006/wordprocessingDrawing" xmlns:w10="urn:schemas-microsoft-com:office:word" xmlns:w="http://schemas.openxmlformats.org/wordprocessingml/2006/main" xmlns:w14="http://schemas.microsoft.com/office/word/2010/wordml" xmlns:w15="http://schemas.microsoft.com/office/word/2012/wordml" xmlns:wpg="http://schemas.microsoft.com/office/word/2010/wordprocessingGroup" xmlns:wpi="http://schemas.microsoft.com/office/word/2010/wordprocessingInk" xmlns:wne="http://schemas.microsoft.com/office/word/2006/wordml" xmlns:wps="http://schemas.microsoft.com/office/word/2010/wordprocessingShape" xmlns:wpsCustomData="http://www.wps.cn/officeDocument/2013/wpsCustomData" mc:Ignorable="w14 w15 wp14">
   <w:p>
     <w:pPr>
-      <w:pStyle w:val="18"/>
+      <w:pStyle w:val="11"/>
     </w:pPr>
     <w:r>
       <w:rPr>
@@ -1405,7 +1687,7 @@
                       <w:txbxContent>
                         <w:p>
                           <w:pPr>
-                            <w:pStyle w:val="18"/>
+                            <w:pStyle w:val="11"/>
                             <w:rPr>
                               <w:sz w:val="24"/>
                               <w:szCs w:val="24"/>
@@ -1460,7 +1742,7 @@
         </mc:Choice>
         <mc:Fallback>
           <w:pict>
-            <v:shape id="Text Box 18" o:spid="_x0000_s1026" o:spt="202" type="#_x0000_t202" style="position:absolute;left:0pt;margin-top:0pt;height:144pt;width:144pt;mso-position-horizontal:center;mso-position-horizontal-relative:margin;mso-wrap-style:none;z-index:251659264;mso-width-relative:page;mso-height-relative:page;" filled="f" stroked="f" coordsize="21600,21600" o:gfxdata="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">
+            <v:shape id="_x0000_s1026" o:spid="_x0000_s1026" o:spt="202" type="#_x0000_t202" style="position:absolute;left:0pt;margin-top:0pt;height:144pt;width:144pt;mso-position-horizontal:center;mso-position-horizontal-relative:margin;mso-wrap-style:none;z-index:251659264;mso-width-relative:page;mso-height-relative:page;" filled="f" stroked="f" coordsize="21600,21600" o:gfxdata="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">
               <v:fill on="f" focussize="0,0"/>
               <v:stroke on="f" weight="0.5pt"/>
               <v:imagedata o:title=""/>
@@ -1469,7 +1751,7 @@
                 <w:txbxContent>
                   <w:p>
                     <w:pPr>
-                      <w:pStyle w:val="18"/>
+                      <w:pStyle w:val="11"/>
                       <w:rPr>
                         <w:sz w:val="24"/>
                         <w:szCs w:val="24"/>
@@ -1525,6 +1807,43 @@
 <file path=word/numbering.xml><?xml version="1.0" encoding="utf-8"?>
 <w:numbering xmlns:wpc="http://schemas.microsoft.com/office/word/2010/wordprocessingCanvas" xmlns:mc="http://schemas.openxmlformats.org/markup-compatibility/2006" xmlns:o="urn:schemas-microsoft-com:office:office" xmlns:r="http://schemas.openxmlformats.org/officeDocument/2006/relationships" xmlns:m="http://schemas.openxmlformats.org/officeDocument/2006/math" xmlns:v="urn:schemas-microsoft-com:vml" xmlns:wp14="http://schemas.microsoft.com/office/word/2010/wordprocessingDrawing" xmlns:wp="http://schemas.openxmlformats.org/drawingml/2006/wordprocessingDrawing" xmlns:w10="urn:schemas-microsoft-com:office:word" xmlns:w="http://schemas.openxmlformats.org/wordprocessingml/2006/main" xmlns:w14="http://schemas.microsoft.com/office/word/2010/wordml" xmlns:wpg="http://schemas.microsoft.com/office/word/2010/wordprocessingGroup" xmlns:wpi="http://schemas.microsoft.com/office/word/2010/wordprocessingInk" xmlns:wne="http://schemas.microsoft.com/office/word/2006/wordml" xmlns:wps="http://schemas.microsoft.com/office/word/2010/wordprocessingShape" xmlns:wpsCustomData="http://www.wps.cn/officeDocument/2013/wpsCustomData" mc:Ignorable="w14 wp14">
   <w:abstractNum w:abstractNumId="0">
+    <w:nsid w:val="B4BF4EB4"/>
+    <w:multiLevelType w:val="singleLevel"/>
+    <w:tmpl w:val="B4BF4EB4"/>
+    <w:lvl w:ilvl="0" w:tentative="0">
+      <w:start w:val="1"/>
+      <w:numFmt w:val="decimal"/>
+      <w:lvlText w:val="%1."/>
+      <w:lvlJc w:val="left"/>
+      <w:pPr>
+        <w:tabs>
+          <w:tab w:val="left" w:pos="425"/>
+        </w:tabs>
+        <w:ind w:left="425" w:leftChars="0" w:hanging="425" w:firstLineChars="0"/>
+      </w:pPr>
+      <w:rPr>
+        <w:rFonts w:hint="default"/>
+      </w:rPr>
+    </w:lvl>
+  </w:abstractNum>
+  <w:abstractNum w:abstractNumId="1">
+    <w:nsid w:val="5B17D3AD"/>
+    <w:multiLevelType w:val="singleLevel"/>
+    <w:tmpl w:val="5B17D3AD"/>
+    <w:lvl w:ilvl="0" w:tentative="0">
+      <w:start w:val="1"/>
+      <w:numFmt w:val="decimal"/>
+      <w:suff w:val="space"/>
+      <w:lvlText w:val="%1."/>
+      <w:lvlJc w:val="left"/>
+      <w:rPr>
+        <w:rFonts w:hint="default"/>
+        <w:b/>
+        <w:bCs/>
+      </w:rPr>
+    </w:lvl>
+  </w:abstractNum>
+  <w:abstractNum w:abstractNumId="2">
     <w:nsid w:val="77FC0CDA"/>
     <w:multiLevelType w:val="singleLevel"/>
     <w:tmpl w:val="77FC0CDA"/>
@@ -1544,18 +1863,39 @@
       </w:rPr>
     </w:lvl>
   </w:abstractNum>
+  <w:abstractNum w:abstractNumId="3">
+    <w:nsid w:val="7F9600EF"/>
+    <w:multiLevelType w:val="singleLevel"/>
+    <w:tmpl w:val="7F9600EF"/>
+    <w:lvl w:ilvl="0" w:tentative="0">
+      <w:start w:val="1"/>
+      <w:numFmt w:val="decimal"/>
+      <w:lvlText w:val="%1."/>
+      <w:lvlJc w:val="left"/>
+      <w:pPr>
+        <w:tabs>
+          <w:tab w:val="left" w:pos="425"/>
+        </w:tabs>
+        <w:ind w:left="425" w:leftChars="0" w:hanging="425" w:firstLineChars="0"/>
+      </w:pPr>
+      <w:rPr>
+        <w:rFonts w:hint="default"/>
+      </w:rPr>
+    </w:lvl>
+  </w:abstractNum>
   <w:num w:numId="1">
+    <w:abstractNumId w:val="1"/>
+  </w:num>
+  <w:num w:numId="2">
     <w:abstractNumId w:val="0"/>
   </w:num>
+  <w:num w:numId="3">
+    <w:abstractNumId w:val="3"/>
+  </w:num>
+  <w:num w:numId="4">
+    <w:abstractNumId w:val="2"/>
+  </w:num>
 </w:numbering>
-</file>
-
-<file path=word/people.xml><?xml version="1.0" encoding="utf-8"?>
-<w15:people xmlns:wpc="http://schemas.microsoft.com/office/word/2010/wordprocessingCanvas" xmlns:mc="http://schemas.openxmlformats.org/markup-compatibility/2006" xmlns:o="urn:schemas-microsoft-com:office:office" xmlns:r="http://schemas.openxmlformats.org/officeDocument/2006/relationships" xmlns:m="http://schemas.openxmlformats.org/officeDocument/2006/math" xmlns:v="urn:schemas-microsoft-com:vml" xmlns:wp14="http://schemas.microsoft.com/office/word/2010/wordprocessingDrawing" xmlns:wp="http://schemas.openxmlformats.org/drawingml/2006/wordprocessingDrawing" xmlns:w="http://schemas.openxmlformats.org/wordprocessingml/2006/main" xmlns:w14="http://schemas.microsoft.com/office/word/2010/wordml" xmlns:w15="http://schemas.microsoft.com/office/word/2012/wordml" xmlns:w10="urn:schemas-microsoft-com:office:word" xmlns:wpg="http://schemas.microsoft.com/office/word/2010/wordprocessingGroup" xmlns:wpi="http://schemas.microsoft.com/office/word/2010/wordprocessingInk" xmlns:wne="http://schemas.microsoft.com/office/word/2006/wordml" xmlns:wps="http://schemas.microsoft.com/office/word/2010/wordprocessingShape" xmlns:wpsCustomData="http://www.wps.cn/officeDocument/2013/wpsCustomData" mc:Ignorable="w14 w15 wp14">
-  <w15:person w15:author="Alexander Grachev">
-    <w15:presenceInfo w15:providerId="WPS Office" w15:userId="2759270982"/>
-  </w15:person>
-</w15:people>
 </file>
 
 <file path=word/styles.xml><?xml version="1.0" encoding="utf-8"?>
@@ -1719,6 +2059,104 @@
     <w:lsdException w:unhideWhenUsed="0" w:uiPriority="0" w:semiHidden="0" w:name="Balloon Text"/>
     <w:lsdException w:qFormat="1" w:unhideWhenUsed="0" w:uiPriority="0" w:semiHidden="0" w:name="Table Grid"/>
     <w:lsdException w:unhideWhenUsed="0" w:uiPriority="0" w:semiHidden="0" w:name="Table Theme"/>
+    <w:lsdException w:unhideWhenUsed="0" w:uiPriority="60" w:semiHidden="0" w:name="Light Shading"/>
+    <w:lsdException w:unhideWhenUsed="0" w:uiPriority="61" w:semiHidden="0" w:name="Light List"/>
+    <w:lsdException w:unhideWhenUsed="0" w:uiPriority="62" w:semiHidden="0" w:name="Light Grid"/>
+    <w:lsdException w:unhideWhenUsed="0" w:uiPriority="63" w:semiHidden="0" w:name="Medium Shading 1"/>
+    <w:lsdException w:unhideWhenUsed="0" w:uiPriority="64" w:semiHidden="0" w:name="Medium Shading 2"/>
+    <w:lsdException w:unhideWhenUsed="0" w:uiPriority="65" w:semiHidden="0" w:name="Medium List 1"/>
+    <w:lsdException w:unhideWhenUsed="0" w:uiPriority="66" w:semiHidden="0" w:name="Medium List 2"/>
+    <w:lsdException w:unhideWhenUsed="0" w:uiPriority="67" w:semiHidden="0" w:name="Medium Grid 1"/>
+    <w:lsdException w:unhideWhenUsed="0" w:uiPriority="68" w:semiHidden="0" w:name="Medium Grid 2"/>
+    <w:lsdException w:unhideWhenUsed="0" w:uiPriority="69" w:semiHidden="0" w:name="Medium Grid 3"/>
+    <w:lsdException w:unhideWhenUsed="0" w:uiPriority="70" w:semiHidden="0" w:name="Dark List"/>
+    <w:lsdException w:unhideWhenUsed="0" w:uiPriority="71" w:semiHidden="0" w:name="Colorful Shading"/>
+    <w:lsdException w:unhideWhenUsed="0" w:uiPriority="72" w:semiHidden="0" w:name="Colorful List"/>
+    <w:lsdException w:unhideWhenUsed="0" w:uiPriority="73" w:semiHidden="0" w:name="Colorful Grid"/>
+    <w:lsdException w:unhideWhenUsed="0" w:uiPriority="60" w:semiHidden="0" w:name="Light Shading Accent 1"/>
+    <w:lsdException w:unhideWhenUsed="0" w:uiPriority="61" w:semiHidden="0" w:name="Light List Accent 1"/>
+    <w:lsdException w:unhideWhenUsed="0" w:uiPriority="62" w:semiHidden="0" w:name="Light Grid Accent 1"/>
+    <w:lsdException w:unhideWhenUsed="0" w:uiPriority="63" w:semiHidden="0" w:name="Medium Shading 1 Accent 1"/>
+    <w:lsdException w:unhideWhenUsed="0" w:uiPriority="64" w:semiHidden="0" w:name="Medium Shading 2 Accent 1"/>
+    <w:lsdException w:unhideWhenUsed="0" w:uiPriority="65" w:semiHidden="0" w:name="Medium List 1 Accent 1"/>
+    <w:lsdException w:unhideWhenUsed="0" w:uiPriority="66" w:semiHidden="0" w:name="Medium List 2 Accent 1"/>
+    <w:lsdException w:unhideWhenUsed="0" w:uiPriority="67" w:semiHidden="0" w:name="Medium Grid 1 Accent 1"/>
+    <w:lsdException w:unhideWhenUsed="0" w:uiPriority="68" w:semiHidden="0" w:name="Medium Grid 2 Accent 1"/>
+    <w:lsdException w:unhideWhenUsed="0" w:uiPriority="69" w:semiHidden="0" w:name="Medium Grid 3 Accent 1"/>
+    <w:lsdException w:unhideWhenUsed="0" w:uiPriority="70" w:semiHidden="0" w:name="Dark List Accent 1"/>
+    <w:lsdException w:unhideWhenUsed="0" w:uiPriority="71" w:semiHidden="0" w:name="Colorful Shading Accent 1"/>
+    <w:lsdException w:unhideWhenUsed="0" w:uiPriority="72" w:semiHidden="0" w:name="Colorful List Accent 1"/>
+    <w:lsdException w:unhideWhenUsed="0" w:uiPriority="73" w:semiHidden="0" w:name="Colorful Grid Accent 1"/>
+    <w:lsdException w:unhideWhenUsed="0" w:uiPriority="60" w:semiHidden="0" w:name="Light Shading Accent 2"/>
+    <w:lsdException w:unhideWhenUsed="0" w:uiPriority="61" w:semiHidden="0" w:name="Light List Accent 2"/>
+    <w:lsdException w:unhideWhenUsed="0" w:uiPriority="62" w:semiHidden="0" w:name="Light Grid Accent 2"/>
+    <w:lsdException w:unhideWhenUsed="0" w:uiPriority="63" w:semiHidden="0" w:name="Medium Shading 1 Accent 2"/>
+    <w:lsdException w:unhideWhenUsed="0" w:uiPriority="64" w:semiHidden="0" w:name="Medium Shading 2 Accent 2"/>
+    <w:lsdException w:unhideWhenUsed="0" w:uiPriority="65" w:semiHidden="0" w:name="Medium List 1 Accent 2"/>
+    <w:lsdException w:unhideWhenUsed="0" w:uiPriority="66" w:semiHidden="0" w:name="Medium List 2 Accent 2"/>
+    <w:lsdException w:unhideWhenUsed="0" w:uiPriority="67" w:semiHidden="0" w:name="Medium Grid 1 Accent 2"/>
+    <w:lsdException w:unhideWhenUsed="0" w:uiPriority="68" w:semiHidden="0" w:name="Medium Grid 2 Accent 2"/>
+    <w:lsdException w:unhideWhenUsed="0" w:uiPriority="69" w:semiHidden="0" w:name="Medium Grid 3 Accent 2"/>
+    <w:lsdException w:unhideWhenUsed="0" w:uiPriority="70" w:semiHidden="0" w:name="Dark List Accent 2"/>
+    <w:lsdException w:unhideWhenUsed="0" w:uiPriority="71" w:semiHidden="0" w:name="Colorful Shading Accent 2"/>
+    <w:lsdException w:unhideWhenUsed="0" w:uiPriority="72" w:semiHidden="0" w:name="Colorful List Accent 2"/>
+    <w:lsdException w:unhideWhenUsed="0" w:uiPriority="73" w:semiHidden="0" w:name="Colorful Grid Accent 2"/>
+    <w:lsdException w:unhideWhenUsed="0" w:uiPriority="60" w:semiHidden="0" w:name="Light Shading Accent 3"/>
+    <w:lsdException w:unhideWhenUsed="0" w:uiPriority="61" w:semiHidden="0" w:name="Light List Accent 3"/>
+    <w:lsdException w:unhideWhenUsed="0" w:uiPriority="62" w:semiHidden="0" w:name="Light Grid Accent 3"/>
+    <w:lsdException w:unhideWhenUsed="0" w:uiPriority="63" w:semiHidden="0" w:name="Medium Shading 1 Accent 3"/>
+    <w:lsdException w:unhideWhenUsed="0" w:uiPriority="64" w:semiHidden="0" w:name="Medium Shading 2 Accent 3"/>
+    <w:lsdException w:unhideWhenUsed="0" w:uiPriority="65" w:semiHidden="0" w:name="Medium List 1 Accent 3"/>
+    <w:lsdException w:unhideWhenUsed="0" w:uiPriority="66" w:semiHidden="0" w:name="Medium List 2 Accent 3"/>
+    <w:lsdException w:unhideWhenUsed="0" w:uiPriority="67" w:semiHidden="0" w:name="Medium Grid 1 Accent 3"/>
+    <w:lsdException w:unhideWhenUsed="0" w:uiPriority="68" w:semiHidden="0" w:name="Medium Grid 2 Accent 3"/>
+    <w:lsdException w:unhideWhenUsed="0" w:uiPriority="69" w:semiHidden="0" w:name="Medium Grid 3 Accent 3"/>
+    <w:lsdException w:unhideWhenUsed="0" w:uiPriority="70" w:semiHidden="0" w:name="Dark List Accent 3"/>
+    <w:lsdException w:unhideWhenUsed="0" w:uiPriority="71" w:semiHidden="0" w:name="Colorful Shading Accent 3"/>
+    <w:lsdException w:unhideWhenUsed="0" w:uiPriority="72" w:semiHidden="0" w:name="Colorful List Accent 3"/>
+    <w:lsdException w:unhideWhenUsed="0" w:uiPriority="73" w:semiHidden="0" w:name="Colorful Grid Accent 3"/>
+    <w:lsdException w:unhideWhenUsed="0" w:uiPriority="60" w:semiHidden="0" w:name="Light Shading Accent 4"/>
+    <w:lsdException w:unhideWhenUsed="0" w:uiPriority="61" w:semiHidden="0" w:name="Light List Accent 4"/>
+    <w:lsdException w:unhideWhenUsed="0" w:uiPriority="62" w:semiHidden="0" w:name="Light Grid Accent 4"/>
+    <w:lsdException w:unhideWhenUsed="0" w:uiPriority="63" w:semiHidden="0" w:name="Medium Shading 1 Accent 4"/>
+    <w:lsdException w:unhideWhenUsed="0" w:uiPriority="64" w:semiHidden="0" w:name="Medium Shading 2 Accent 4"/>
+    <w:lsdException w:unhideWhenUsed="0" w:uiPriority="65" w:semiHidden="0" w:name="Medium List 1 Accent 4"/>
+    <w:lsdException w:unhideWhenUsed="0" w:uiPriority="66" w:semiHidden="0" w:name="Medium List 2 Accent 4"/>
+    <w:lsdException w:unhideWhenUsed="0" w:uiPriority="67" w:semiHidden="0" w:name="Medium Grid 1 Accent 4"/>
+    <w:lsdException w:unhideWhenUsed="0" w:uiPriority="68" w:semiHidden="0" w:name="Medium Grid 2 Accent 4"/>
+    <w:lsdException w:unhideWhenUsed="0" w:uiPriority="69" w:semiHidden="0" w:name="Medium Grid 3 Accent 4"/>
+    <w:lsdException w:unhideWhenUsed="0" w:uiPriority="70" w:semiHidden="0" w:name="Dark List Accent 4"/>
+    <w:lsdException w:unhideWhenUsed="0" w:uiPriority="71" w:semiHidden="0" w:name="Colorful Shading Accent 4"/>
+    <w:lsdException w:unhideWhenUsed="0" w:uiPriority="72" w:semiHidden="0" w:name="Colorful List Accent 4"/>
+    <w:lsdException w:unhideWhenUsed="0" w:uiPriority="73" w:semiHidden="0" w:name="Colorful Grid Accent 4"/>
+    <w:lsdException w:unhideWhenUsed="0" w:uiPriority="60" w:semiHidden="0" w:name="Light Shading Accent 5"/>
+    <w:lsdException w:unhideWhenUsed="0" w:uiPriority="61" w:semiHidden="0" w:name="Light List Accent 5"/>
+    <w:lsdException w:unhideWhenUsed="0" w:uiPriority="62" w:semiHidden="0" w:name="Light Grid Accent 5"/>
+    <w:lsdException w:unhideWhenUsed="0" w:uiPriority="63" w:semiHidden="0" w:name="Medium Shading 1 Accent 5"/>
+    <w:lsdException w:unhideWhenUsed="0" w:uiPriority="64" w:semiHidden="0" w:name="Medium Shading 2 Accent 5"/>
+    <w:lsdException w:unhideWhenUsed="0" w:uiPriority="65" w:semiHidden="0" w:name="Medium List 1 Accent 5"/>
+    <w:lsdException w:unhideWhenUsed="0" w:uiPriority="66" w:semiHidden="0" w:name="Medium List 2 Accent 5"/>
+    <w:lsdException w:unhideWhenUsed="0" w:uiPriority="67" w:semiHidden="0" w:name="Medium Grid 1 Accent 5"/>
+    <w:lsdException w:unhideWhenUsed="0" w:uiPriority="68" w:semiHidden="0" w:name="Medium Grid 2 Accent 5"/>
+    <w:lsdException w:unhideWhenUsed="0" w:uiPriority="69" w:semiHidden="0" w:name="Medium Grid 3 Accent 5"/>
+    <w:lsdException w:unhideWhenUsed="0" w:uiPriority="70" w:semiHidden="0" w:name="Dark List Accent 5"/>
+    <w:lsdException w:unhideWhenUsed="0" w:uiPriority="71" w:semiHidden="0" w:name="Colorful Shading Accent 5"/>
+    <w:lsdException w:unhideWhenUsed="0" w:uiPriority="72" w:semiHidden="0" w:name="Colorful List Accent 5"/>
+    <w:lsdException w:unhideWhenUsed="0" w:uiPriority="73" w:semiHidden="0" w:name="Colorful Grid Accent 5"/>
+    <w:lsdException w:unhideWhenUsed="0" w:uiPriority="60" w:semiHidden="0" w:name="Light Shading Accent 6"/>
+    <w:lsdException w:unhideWhenUsed="0" w:uiPriority="61" w:semiHidden="0" w:name="Light List Accent 6"/>
+    <w:lsdException w:unhideWhenUsed="0" w:uiPriority="62" w:semiHidden="0" w:name="Light Grid Accent 6"/>
+    <w:lsdException w:unhideWhenUsed="0" w:uiPriority="63" w:semiHidden="0" w:name="Medium Shading 1 Accent 6"/>
+    <w:lsdException w:unhideWhenUsed="0" w:uiPriority="64" w:semiHidden="0" w:name="Medium Shading 2 Accent 6"/>
+    <w:lsdException w:unhideWhenUsed="0" w:uiPriority="65" w:semiHidden="0" w:name="Medium List 1 Accent 6"/>
+    <w:lsdException w:unhideWhenUsed="0" w:uiPriority="66" w:semiHidden="0" w:name="Medium List 2 Accent 6"/>
+    <w:lsdException w:unhideWhenUsed="0" w:uiPriority="67" w:semiHidden="0" w:name="Medium Grid 1 Accent 6"/>
+    <w:lsdException w:unhideWhenUsed="0" w:uiPriority="68" w:semiHidden="0" w:name="Medium Grid 2 Accent 6"/>
+    <w:lsdException w:unhideWhenUsed="0" w:uiPriority="69" w:semiHidden="0" w:name="Medium Grid 3 Accent 6"/>
+    <w:lsdException w:unhideWhenUsed="0" w:uiPriority="70" w:semiHidden="0" w:name="Dark List Accent 6"/>
+    <w:lsdException w:unhideWhenUsed="0" w:uiPriority="71" w:semiHidden="0" w:name="Colorful Shading Accent 6"/>
+    <w:lsdException w:unhideWhenUsed="0" w:uiPriority="72" w:semiHidden="0" w:name="Colorful List Accent 6"/>
+    <w:lsdException w:unhideWhenUsed="0" w:uiPriority="73" w:semiHidden="0" w:name="Colorful Grid Accent 6"/>
   </w:latentStyles>
   <w:style w:type="paragraph" w:default="1" w:styleId="1">
     <w:name w:val="Normal"/>
@@ -1843,48 +2281,7 @@
       </w:tblCellMar>
     </w:tblPr>
   </w:style>
-  <w:style w:type="character" w:styleId="8">
-    <w:name w:val="FollowedHyperlink"/>
-    <w:basedOn w:val="6"/>
-    <w:qFormat/>
-    <w:uiPriority w:val="0"/>
-    <w:rPr>
-      <w:color w:val="800080"/>
-      <w:u w:val="single"/>
-    </w:rPr>
-  </w:style>
-  <w:style w:type="character" w:styleId="9">
-    <w:name w:val="Hyperlink"/>
-    <w:basedOn w:val="6"/>
-    <w:qFormat/>
-    <w:uiPriority w:val="0"/>
-    <w:rPr>
-      <w:color w:val="0000FF"/>
-      <w:u w:val="single"/>
-    </w:rPr>
-  </w:style>
-  <w:style w:type="character" w:styleId="10">
-    <w:name w:val="HTML Code"/>
-    <w:basedOn w:val="6"/>
-    <w:qFormat/>
-    <w:uiPriority w:val="0"/>
-    <w:rPr>
-      <w:rFonts w:ascii="Courier New" w:hAnsi="Courier New" w:cs="Courier New"/>
-      <w:sz w:val="20"/>
-      <w:szCs w:val="20"/>
-    </w:rPr>
-  </w:style>
-  <w:style w:type="character" w:styleId="11">
-    <w:name w:val="Strong"/>
-    <w:basedOn w:val="6"/>
-    <w:qFormat/>
-    <w:uiPriority w:val="0"/>
-    <w:rPr>
-      <w:b/>
-      <w:bCs/>
-    </w:rPr>
-  </w:style>
-  <w:style w:type="paragraph" w:styleId="12">
+  <w:style w:type="paragraph" w:styleId="8">
     <w:name w:val="caption"/>
     <w:basedOn w:val="1"/>
     <w:next w:val="1"/>
@@ -1899,7 +2296,7 @@
       <w:sz w:val="24"/>
     </w:rPr>
   </w:style>
-  <w:style w:type="paragraph" w:styleId="13">
+  <w:style w:type="paragraph" w:styleId="9">
     <w:name w:val="annotation text"/>
     <w:basedOn w:val="1"/>
     <w:qFormat/>
@@ -1908,51 +2305,17 @@
       <w:jc w:val="left"/>
     </w:pPr>
   </w:style>
-  <w:style w:type="paragraph" w:styleId="14">
-    <w:name w:val="header"/>
-    <w:basedOn w:val="1"/>
+  <w:style w:type="character" w:styleId="10">
+    <w:name w:val="FollowedHyperlink"/>
+    <w:basedOn w:val="6"/>
     <w:qFormat/>
     <w:uiPriority w:val="0"/>
-    <w:pPr>
-      <w:tabs>
-        <w:tab w:val="center" w:pos="4153"/>
-        <w:tab w:val="right" w:pos="8306"/>
-      </w:tabs>
-      <w:snapToGrid w:val="0"/>
-    </w:pPr>
     <w:rPr>
-      <w:sz w:val="18"/>
-      <w:szCs w:val="18"/>
+      <w:color w:val="800080"/>
+      <w:u w:val="single"/>
     </w:rPr>
   </w:style>
-  <w:style w:type="paragraph" w:styleId="15">
-    <w:name w:val="toc 1"/>
-    <w:basedOn w:val="1"/>
-    <w:next w:val="1"/>
-    <w:qFormat/>
-    <w:uiPriority w:val="0"/>
-  </w:style>
-  <w:style w:type="paragraph" w:styleId="16">
-    <w:name w:val="toc 3"/>
-    <w:basedOn w:val="1"/>
-    <w:next w:val="1"/>
-    <w:qFormat/>
-    <w:uiPriority w:val="0"/>
-    <w:pPr>
-      <w:ind w:left="840" w:leftChars="400"/>
-    </w:pPr>
-  </w:style>
-  <w:style w:type="paragraph" w:styleId="17">
-    <w:name w:val="toc 2"/>
-    <w:basedOn w:val="1"/>
-    <w:next w:val="1"/>
-    <w:qFormat/>
-    <w:uiPriority w:val="0"/>
-    <w:pPr>
-      <w:ind w:left="420" w:leftChars="200"/>
-    </w:pPr>
-  </w:style>
-  <w:style w:type="paragraph" w:styleId="18">
+  <w:style w:type="paragraph" w:styleId="11">
     <w:name w:val="footer"/>
     <w:basedOn w:val="1"/>
     <w:qFormat/>
@@ -1970,7 +2333,55 @@
       <w:szCs w:val="18"/>
     </w:rPr>
   </w:style>
-  <w:style w:type="table" w:styleId="19">
+  <w:style w:type="paragraph" w:styleId="12">
+    <w:name w:val="header"/>
+    <w:basedOn w:val="1"/>
+    <w:qFormat/>
+    <w:uiPriority w:val="0"/>
+    <w:pPr>
+      <w:tabs>
+        <w:tab w:val="center" w:pos="4153"/>
+        <w:tab w:val="right" w:pos="8306"/>
+      </w:tabs>
+      <w:snapToGrid w:val="0"/>
+    </w:pPr>
+    <w:rPr>
+      <w:sz w:val="18"/>
+      <w:szCs w:val="18"/>
+    </w:rPr>
+  </w:style>
+  <w:style w:type="character" w:styleId="13">
+    <w:name w:val="HTML Code"/>
+    <w:basedOn w:val="6"/>
+    <w:qFormat/>
+    <w:uiPriority w:val="0"/>
+    <w:rPr>
+      <w:rFonts w:ascii="Courier New" w:hAnsi="Courier New" w:cs="Courier New"/>
+      <w:sz w:val="20"/>
+      <w:szCs w:val="20"/>
+    </w:rPr>
+  </w:style>
+  <w:style w:type="character" w:styleId="14">
+    <w:name w:val="Hyperlink"/>
+    <w:basedOn w:val="6"/>
+    <w:qFormat/>
+    <w:uiPriority w:val="0"/>
+    <w:rPr>
+      <w:color w:val="0000FF"/>
+      <w:u w:val="single"/>
+    </w:rPr>
+  </w:style>
+  <w:style w:type="character" w:styleId="15">
+    <w:name w:val="Strong"/>
+    <w:basedOn w:val="6"/>
+    <w:qFormat/>
+    <w:uiPriority w:val="0"/>
+    <w:rPr>
+      <w:b/>
+      <w:bCs/>
+    </w:rPr>
+  </w:style>
+  <w:style w:type="table" w:styleId="16">
     <w:name w:val="Table Grid"/>
     <w:basedOn w:val="7"/>
     <w:qFormat/>
@@ -1989,6 +2400,33 @@
         <w:insideV w:val="single" w:color="auto" w:sz="4" w:space="0"/>
       </w:tblBorders>
     </w:tblPr>
+  </w:style>
+  <w:style w:type="paragraph" w:styleId="17">
+    <w:name w:val="toc 1"/>
+    <w:basedOn w:val="1"/>
+    <w:next w:val="1"/>
+    <w:qFormat/>
+    <w:uiPriority w:val="0"/>
+  </w:style>
+  <w:style w:type="paragraph" w:styleId="18">
+    <w:name w:val="toc 2"/>
+    <w:basedOn w:val="1"/>
+    <w:next w:val="1"/>
+    <w:qFormat/>
+    <w:uiPriority w:val="0"/>
+    <w:pPr>
+      <w:ind w:left="420" w:leftChars="200"/>
+    </w:pPr>
+  </w:style>
+  <w:style w:type="paragraph" w:styleId="19">
+    <w:name w:val="toc 3"/>
+    <w:basedOn w:val="1"/>
+    <w:next w:val="1"/>
+    <w:qFormat/>
+    <w:uiPriority w:val="0"/>
+    <w:pPr>
+      <w:ind w:left="840" w:leftChars="400"/>
+    </w:pPr>
   </w:style>
   <w:style w:type="paragraph" w:customStyle="1" w:styleId="20">
     <w:name w:val="Code"/>
@@ -2384,7 +2822,9 @@
 
 <file path=customXml/item1.xml><?xml version="1.0" encoding="utf-8"?>
 <s:customData xmlns="http://www.wps.cn/officeDocument/2013/wpsCustomData" xmlns:s="http://www.wps.cn/officeDocument/2013/wpsCustomData">
-  <customSectProps/>
+  <customSectProps>
+    <customSectPr/>
+  </customSectProps>
   <customShpExts>
     <customShpInfo spid="_x0000_s1026" textRotate="1"/>
   </customShpExts>
